--- a/lll/Estadística Descriptiva/Preparación Parcial/Parcial 2do Corte en R - Estadística Descriptiva.docx
+++ b/lll/Estadística Descriptiva/Preparación Parcial/Parcial 2do Corte en R - Estadística Descriptiva.docx
@@ -106,42 +106,7 @@
           <w:b/>
           <w:bCs/>
         </w:rPr>
-        <w:t>PARCIAL</w:t>
-      </w:r>
-      <w:r>
-        <w:rPr>
-          <w:b/>
-          <w:bCs/>
-        </w:rPr>
-        <w:t xml:space="preserve"> </w:t>
-      </w:r>
-      <w:r>
-        <w:rPr>
-          <w:b/>
-          <w:bCs/>
-        </w:rPr>
-        <w:t>2</w:t>
-      </w:r>
-      <w:r>
-        <w:rPr>
-          <w:b/>
-          <w:bCs/>
-        </w:rPr>
-        <w:t>°</w:t>
-      </w:r>
-      <w:r>
-        <w:rPr>
-          <w:b/>
-          <w:bCs/>
-        </w:rPr>
-        <w:t xml:space="preserve"> CORTE</w:t>
-      </w:r>
-      <w:r>
-        <w:rPr>
-          <w:b/>
-          <w:bCs/>
-        </w:rPr>
-        <w:t xml:space="preserve"> EN R </w:t>
+        <w:t xml:space="preserve">PARCIAL 2° CORTE EN R </w:t>
       </w:r>
     </w:p>
     <w:p>
@@ -329,7 +294,13 @@
           <w:rFonts w:ascii="Arial" w:eastAsia="Arial" w:hAnsi="Arial" w:cs="Arial"/>
         </w:rPr>
         <w:lastRenderedPageBreak/>
-        <w:t>Gráfico de barras: Jornada</w:t>
+        <w:t xml:space="preserve">Gráfico de barras: </w:t>
+      </w:r>
+      <w:r>
+        <w:rPr>
+          <w:rFonts w:ascii="Arial" w:eastAsia="Arial" w:hAnsi="Arial" w:cs="Arial"/>
+        </w:rPr>
+        <w:t>Distribución por sexo</w:t>
       </w:r>
     </w:p>
     <w:p>
@@ -343,7 +314,49 @@
         <w:rPr>
           <w:rFonts w:ascii="Arial" w:eastAsia="Arial" w:hAnsi="Arial" w:cs="Arial"/>
         </w:rPr>
-        <w:t>El gráfico de barras muestra la frecuencia de estudiantes en cada jornada.</w:t>
+        <w:t>E</w:t>
+      </w:r>
+      <w:r>
+        <w:rPr>
+          <w:rFonts w:ascii="Arial" w:eastAsia="Arial" w:hAnsi="Arial" w:cs="Arial"/>
+        </w:rPr>
+        <w:t>ste</w:t>
+      </w:r>
+      <w:r>
+        <w:rPr>
+          <w:rFonts w:ascii="Arial" w:eastAsia="Arial" w:hAnsi="Arial" w:cs="Arial"/>
+        </w:rPr>
+        <w:t xml:space="preserve"> gráfico de barras muestra la frecuencia de </w:t>
+      </w:r>
+      <w:r>
+        <w:rPr>
+          <w:rFonts w:ascii="Arial" w:eastAsia="Arial" w:hAnsi="Arial" w:cs="Arial"/>
+        </w:rPr>
+        <w:t>pacientes</w:t>
+      </w:r>
+      <w:r>
+        <w:rPr>
+          <w:rFonts w:ascii="Arial" w:eastAsia="Arial" w:hAnsi="Arial" w:cs="Arial"/>
+        </w:rPr>
+        <w:t xml:space="preserve"> </w:t>
+      </w:r>
+      <w:r>
+        <w:rPr>
+          <w:rFonts w:ascii="Arial" w:eastAsia="Arial" w:hAnsi="Arial" w:cs="Arial"/>
+        </w:rPr>
+        <w:t>por sexo</w:t>
+      </w:r>
+      <w:r>
+        <w:rPr>
+          <w:rFonts w:ascii="Arial" w:eastAsia="Arial" w:hAnsi="Arial" w:cs="Arial"/>
+        </w:rPr>
+        <w:t xml:space="preserve"> hospitalizados en el área de pediatría</w:t>
+      </w:r>
+      <w:r>
+        <w:rPr>
+          <w:rFonts w:ascii="Arial" w:eastAsia="Arial" w:hAnsi="Arial" w:cs="Arial"/>
+        </w:rPr>
+        <w:t>.</w:t>
       </w:r>
     </w:p>
     <w:p>
@@ -359,21 +372,26 @@
           <w:noProof/>
         </w:rPr>
         <w:drawing>
-          <wp:inline distT="114300" distB="114300" distL="114300" distR="114300" wp14:anchorId="6624F903" wp14:editId="3371D6D6">
-            <wp:extent cx="4351088" cy="2529501"/>
-            <wp:effectExtent l="0" t="0" r="0" b="0"/>
+          <wp:inline distT="114300" distB="114300" distL="114300" distR="114300" wp14:anchorId="6624F903" wp14:editId="787C14B4">
+            <wp:extent cx="3512646" cy="2529501"/>
+            <wp:effectExtent l="0" t="0" r="0" b="4445"/>
             <wp:docPr id="7" name="image7.png"/>
             <wp:cNvGraphicFramePr/>
             <a:graphic xmlns:a="http://schemas.openxmlformats.org/drawingml/2006/main">
               <a:graphicData uri="http://schemas.openxmlformats.org/drawingml/2006/picture">
                 <pic:pic xmlns:pic="http://schemas.openxmlformats.org/drawingml/2006/picture">
                   <pic:nvPicPr>
-                    <pic:cNvPr id="0" name="image7.png"/>
+                    <pic:cNvPr id="7" name="image7.png"/>
                     <pic:cNvPicPr preferRelativeResize="0"/>
                   </pic:nvPicPr>
                   <pic:blipFill>
-                    <a:blip r:embed="rId8"/>
-                    <a:srcRect/>
+                    <a:blip r:embed="rId8">
+                      <a:extLst>
+                        <a:ext uri="{28A0092B-C50C-407E-A947-70E740481C1C}">
+                          <a14:useLocalDpi xmlns:a14="http://schemas.microsoft.com/office/drawing/2010/main" val="0"/>
+                        </a:ext>
+                      </a:extLst>
+                    </a:blip>
                     <a:stretch>
                       <a:fillRect/>
                     </a:stretch>
@@ -381,7 +399,7 @@
                   <pic:spPr>
                     <a:xfrm>
                       <a:off x="0" y="0"/>
-                      <a:ext cx="4351088" cy="2529501"/>
+                      <a:ext cx="3512646" cy="2529501"/>
                     </a:xfrm>
                     <a:prstGeom prst="rect">
                       <a:avLst/>
@@ -406,21 +424,125 @@
         <w:rPr>
           <w:rFonts w:ascii="Arial" w:eastAsia="Arial" w:hAnsi="Arial" w:cs="Arial"/>
         </w:rPr>
-        <w:t xml:space="preserve">Se observa que la </w:t>
-      </w:r>
-      <w:r>
-        <w:rPr>
-          <w:rFonts w:ascii="Arial" w:eastAsia="Arial" w:hAnsi="Arial" w:cs="Arial"/>
-          <w:b/>
-          <w:bCs/>
-        </w:rPr>
-        <w:t>jornada diurna concentra la mayor cantidad de estudiantes</w:t>
-      </w:r>
-      <w:r>
-        <w:rPr>
-          <w:rFonts w:ascii="Arial" w:eastAsia="Arial" w:hAnsi="Arial" w:cs="Arial"/>
-        </w:rPr>
-        <w:t>, mientras que la jornada nocturna presenta una menor frecuencia. La distribución no es uniforme, ya que existe una categoría dominante claramente identificable.</w:t>
+        <w:t>Se observa qu</w:t>
+      </w:r>
+      <w:r>
+        <w:rPr>
+          <w:rFonts w:ascii="Arial" w:eastAsia="Arial" w:hAnsi="Arial" w:cs="Arial"/>
+        </w:rPr>
+        <w:t xml:space="preserve">e en el área de pediatría se </w:t>
+      </w:r>
+      <w:r>
+        <w:rPr>
+          <w:rFonts w:ascii="Arial" w:eastAsia="Arial" w:hAnsi="Arial" w:cs="Arial"/>
+          <w:b/>
+          <w:bCs/>
+        </w:rPr>
+        <w:t xml:space="preserve">concentran </w:t>
+      </w:r>
+      <w:r>
+        <w:rPr>
+          <w:rFonts w:ascii="Arial" w:eastAsia="Arial" w:hAnsi="Arial" w:cs="Arial"/>
+          <w:b/>
+          <w:bCs/>
+        </w:rPr>
+        <w:t>mayor</w:t>
+      </w:r>
+      <w:r>
+        <w:rPr>
+          <w:rFonts w:ascii="Arial" w:eastAsia="Arial" w:hAnsi="Arial" w:cs="Arial"/>
+          <w:b/>
+          <w:bCs/>
+        </w:rPr>
+        <w:t>mente</w:t>
+      </w:r>
+      <w:r>
+        <w:rPr>
+          <w:rFonts w:ascii="Arial" w:eastAsia="Arial" w:hAnsi="Arial" w:cs="Arial"/>
+          <w:b/>
+          <w:bCs/>
+        </w:rPr>
+        <w:t xml:space="preserve"> </w:t>
+      </w:r>
+      <w:r>
+        <w:rPr>
+          <w:rFonts w:ascii="Arial" w:eastAsia="Arial" w:hAnsi="Arial" w:cs="Arial"/>
+          <w:b/>
+          <w:bCs/>
+        </w:rPr>
+        <w:t xml:space="preserve">pacientes </w:t>
+      </w:r>
+      <w:r>
+        <w:rPr>
+          <w:rFonts w:ascii="Arial" w:eastAsia="Arial" w:hAnsi="Arial" w:cs="Arial"/>
+          <w:b/>
+          <w:bCs/>
+        </w:rPr>
+        <w:t xml:space="preserve">de sexo </w:t>
+      </w:r>
+      <w:r>
+        <w:rPr>
+          <w:rFonts w:ascii="Arial" w:eastAsia="Arial" w:hAnsi="Arial" w:cs="Arial"/>
+          <w:b/>
+          <w:bCs/>
+          <w:i/>
+          <w:iCs/>
+        </w:rPr>
+        <w:t>Femenino</w:t>
+      </w:r>
+      <w:r>
+        <w:rPr>
+          <w:rFonts w:ascii="Arial" w:eastAsia="Arial" w:hAnsi="Arial" w:cs="Arial"/>
+        </w:rPr>
+        <w:t xml:space="preserve">, mientras que </w:t>
+      </w:r>
+      <w:r>
+        <w:rPr>
+          <w:rFonts w:ascii="Arial" w:eastAsia="Arial" w:hAnsi="Arial" w:cs="Arial"/>
+        </w:rPr>
+        <w:t>los pacientes de sexo</w:t>
+      </w:r>
+      <w:r>
+        <w:rPr>
+          <w:rFonts w:ascii="Arial" w:eastAsia="Arial" w:hAnsi="Arial" w:cs="Arial"/>
+        </w:rPr>
+        <w:t xml:space="preserve"> </w:t>
+      </w:r>
+      <w:r>
+        <w:rPr>
+          <w:rFonts w:ascii="Arial" w:eastAsia="Arial" w:hAnsi="Arial" w:cs="Arial"/>
+        </w:rPr>
+        <w:t>masculino</w:t>
+      </w:r>
+      <w:r>
+        <w:rPr>
+          <w:rFonts w:ascii="Arial" w:eastAsia="Arial" w:hAnsi="Arial" w:cs="Arial"/>
+        </w:rPr>
+        <w:t xml:space="preserve"> presenta</w:t>
+      </w:r>
+      <w:r>
+        <w:rPr>
+          <w:rFonts w:ascii="Arial" w:eastAsia="Arial" w:hAnsi="Arial" w:cs="Arial"/>
+        </w:rPr>
+        <w:t>n</w:t>
+      </w:r>
+      <w:r>
+        <w:rPr>
+          <w:rFonts w:ascii="Arial" w:eastAsia="Arial" w:hAnsi="Arial" w:cs="Arial"/>
+        </w:rPr>
+        <w:t xml:space="preserve"> una menor frecuencia. La distribución no es uniforme, ya que existe una categoría dominante claramente identificable</w:t>
+      </w:r>
+      <w:r>
+        <w:rPr>
+          <w:rFonts w:ascii="Arial" w:eastAsia="Arial" w:hAnsi="Arial" w:cs="Arial"/>
+        </w:rPr>
+        <w:t xml:space="preserve"> (Femenino)</w:t>
+      </w:r>
+      <w:r>
+        <w:rPr>
+          <w:rFonts w:ascii="Arial" w:eastAsia="Arial" w:hAnsi="Arial" w:cs="Arial"/>
+        </w:rPr>
+        <w:t>.</w:t>
       </w:r>
     </w:p>
     <w:p>
@@ -438,7 +560,13 @@
         <w:rPr>
           <w:rFonts w:ascii="Arial" w:eastAsia="Arial" w:hAnsi="Arial" w:cs="Arial"/>
         </w:rPr>
-        <w:t>Histograma: Tiempo de desplazamiento</w:t>
+        <w:t xml:space="preserve">Histograma: </w:t>
+      </w:r>
+      <w:r>
+        <w:rPr>
+          <w:rFonts w:ascii="Arial" w:eastAsia="Arial" w:hAnsi="Arial" w:cs="Arial"/>
+        </w:rPr>
+        <w:t>Distribución de edad</w:t>
       </w:r>
     </w:p>
     <w:p>
@@ -452,7 +580,19 @@
         <w:rPr>
           <w:rFonts w:ascii="Arial" w:eastAsia="Arial" w:hAnsi="Arial" w:cs="Arial"/>
         </w:rPr>
-        <w:t>El histograma muestra la distribución de los tiempos de desplazamiento.</w:t>
+        <w:t xml:space="preserve">El histograma muestra la distribución de </w:t>
+      </w:r>
+      <w:r>
+        <w:rPr>
+          <w:rFonts w:ascii="Arial" w:eastAsia="Arial" w:hAnsi="Arial" w:cs="Arial"/>
+        </w:rPr>
+        <w:t>las edades para los pacientes del área de pediatría</w:t>
+      </w:r>
+      <w:r>
+        <w:rPr>
+          <w:rFonts w:ascii="Arial" w:eastAsia="Arial" w:hAnsi="Arial" w:cs="Arial"/>
+        </w:rPr>
+        <w:t>.</w:t>
       </w:r>
     </w:p>
     <w:p>
@@ -468,21 +608,26 @@
           <w:noProof/>
         </w:rPr>
         <w:drawing>
-          <wp:inline distT="114300" distB="114300" distL="114300" distR="114300" wp14:anchorId="314B950D" wp14:editId="3BA1EE3D">
-            <wp:extent cx="4648200" cy="2692044"/>
-            <wp:effectExtent l="0" t="0" r="0" b="0"/>
+          <wp:inline distT="114300" distB="114300" distL="114300" distR="114300" wp14:anchorId="314B950D" wp14:editId="6F97AE91">
+            <wp:extent cx="3524250" cy="2581275"/>
+            <wp:effectExtent l="0" t="0" r="0" b="9525"/>
             <wp:docPr id="8" name="image3.png"/>
             <wp:cNvGraphicFramePr/>
             <a:graphic xmlns:a="http://schemas.openxmlformats.org/drawingml/2006/main">
               <a:graphicData uri="http://schemas.openxmlformats.org/drawingml/2006/picture">
                 <pic:pic xmlns:pic="http://schemas.openxmlformats.org/drawingml/2006/picture">
                   <pic:nvPicPr>
-                    <pic:cNvPr id="0" name="image3.png"/>
+                    <pic:cNvPr id="8" name="image3.png"/>
                     <pic:cNvPicPr preferRelativeResize="0"/>
                   </pic:nvPicPr>
                   <pic:blipFill>
-                    <a:blip r:embed="rId9"/>
-                    <a:srcRect/>
+                    <a:blip r:embed="rId9">
+                      <a:extLst>
+                        <a:ext uri="{28A0092B-C50C-407E-A947-70E740481C1C}">
+                          <a14:useLocalDpi xmlns:a14="http://schemas.microsoft.com/office/drawing/2010/main" val="0"/>
+                        </a:ext>
+                      </a:extLst>
+                    </a:blip>
                     <a:stretch>
                       <a:fillRect/>
                     </a:stretch>
@@ -490,7 +635,7 @@
                   <pic:spPr>
                     <a:xfrm>
                       <a:off x="0" y="0"/>
-                      <a:ext cx="4648200" cy="2692044"/>
+                      <a:ext cx="3524615" cy="2581542"/>
                     </a:xfrm>
                     <a:prstGeom prst="rect">
                       <a:avLst/>
@@ -516,21 +661,139 @@
           <w:rFonts w:ascii="Arial" w:eastAsia="Arial" w:hAnsi="Arial" w:cs="Arial"/>
         </w:rPr>
         <w:lastRenderedPageBreak/>
-        <w:t xml:space="preserve">Se identifica una mayor concentración de datos en los intervalos de tiempo de desplazamiento bajo y medio, mientras que los valores altos aparecen con menor frecuencia. La distribución presenta una </w:t>
-      </w:r>
-      <w:r>
-        <w:rPr>
-          <w:rFonts w:ascii="Arial" w:eastAsia="Arial" w:hAnsi="Arial" w:cs="Arial"/>
-          <w:b/>
-          <w:bCs/>
-        </w:rPr>
-        <w:t>cola hacia la derecha</w:t>
-      </w:r>
-      <w:r>
-        <w:rPr>
-          <w:rFonts w:ascii="Arial" w:eastAsia="Arial" w:hAnsi="Arial" w:cs="Arial"/>
-        </w:rPr>
-        <w:t>, lo que indica la presencia de algunos valores mayores alejados del grupo principal.</w:t>
+        <w:t xml:space="preserve">Se identifica </w:t>
+      </w:r>
+      <w:r>
+        <w:rPr>
+          <w:rFonts w:ascii="Arial" w:eastAsia="Arial" w:hAnsi="Arial" w:cs="Arial"/>
+        </w:rPr>
+        <w:t xml:space="preserve">una </w:t>
+      </w:r>
+      <w:r>
+        <w:rPr>
+          <w:rFonts w:ascii="Arial" w:eastAsia="Arial" w:hAnsi="Arial" w:cs="Arial"/>
+        </w:rPr>
+        <w:t>concentración</w:t>
+      </w:r>
+      <w:r>
+        <w:rPr>
+          <w:rFonts w:ascii="Arial" w:eastAsia="Arial" w:hAnsi="Arial" w:cs="Arial"/>
+        </w:rPr>
+        <w:t xml:space="preserve"> más alta</w:t>
+      </w:r>
+      <w:r>
+        <w:rPr>
+          <w:rFonts w:ascii="Arial" w:eastAsia="Arial" w:hAnsi="Arial" w:cs="Arial"/>
+        </w:rPr>
+        <w:t xml:space="preserve"> de</w:t>
+      </w:r>
+      <w:r>
+        <w:rPr>
+          <w:rFonts w:ascii="Arial" w:eastAsia="Arial" w:hAnsi="Arial" w:cs="Arial"/>
+        </w:rPr>
+        <w:t xml:space="preserve"> hospitalización en el área de pediatría para </w:t>
+      </w:r>
+      <w:r>
+        <w:rPr>
+          <w:rFonts w:ascii="Arial" w:eastAsia="Arial" w:hAnsi="Arial" w:cs="Arial"/>
+        </w:rPr>
+        <w:t>pacientes en edades bajas,</w:t>
+      </w:r>
+      <w:r>
+        <w:rPr>
+          <w:rFonts w:ascii="Arial" w:eastAsia="Arial" w:hAnsi="Arial" w:cs="Arial"/>
+        </w:rPr>
+        <w:t xml:space="preserve"> </w:t>
+      </w:r>
+      <w:r>
+        <w:rPr>
+          <w:rFonts w:ascii="Arial" w:eastAsia="Arial" w:hAnsi="Arial" w:cs="Arial"/>
+        </w:rPr>
+        <w:t xml:space="preserve">principalmente entre los </w:t>
+      </w:r>
+      <w:r>
+        <w:rPr>
+          <w:rFonts w:ascii="Arial" w:eastAsia="Arial" w:hAnsi="Arial" w:cs="Arial"/>
+        </w:rPr>
+        <w:t>0</w:t>
+      </w:r>
+      <w:r>
+        <w:rPr>
+          <w:rFonts w:ascii="Arial" w:eastAsia="Arial" w:hAnsi="Arial" w:cs="Arial"/>
+        </w:rPr>
+        <w:t xml:space="preserve"> y </w:t>
+      </w:r>
+      <w:r>
+        <w:rPr>
+          <w:rFonts w:ascii="Arial" w:eastAsia="Arial" w:hAnsi="Arial" w:cs="Arial"/>
+        </w:rPr>
+        <w:t>4</w:t>
+      </w:r>
+      <w:r>
+        <w:rPr>
+          <w:rFonts w:ascii="Arial" w:eastAsia="Arial" w:hAnsi="Arial" w:cs="Arial"/>
+        </w:rPr>
+        <w:t xml:space="preserve"> años aproximadamente.</w:t>
+      </w:r>
+      <w:r>
+        <w:rPr>
+          <w:rFonts w:ascii="Arial" w:eastAsia="Arial" w:hAnsi="Arial" w:cs="Arial"/>
+        </w:rPr>
+        <w:t xml:space="preserve"> Además </w:t>
+      </w:r>
+      <w:r>
+        <w:rPr>
+          <w:rFonts w:ascii="Arial" w:eastAsia="Arial" w:hAnsi="Arial" w:cs="Arial"/>
+        </w:rPr>
+        <w:t>la distribución no es uniforme</w:t>
+      </w:r>
+      <w:r>
+        <w:rPr>
+          <w:rFonts w:ascii="Arial" w:eastAsia="Arial" w:hAnsi="Arial" w:cs="Arial"/>
+        </w:rPr>
+        <w:t xml:space="preserve">, </w:t>
+      </w:r>
+      <w:r>
+        <w:rPr>
+          <w:rFonts w:ascii="Arial" w:eastAsia="Arial" w:hAnsi="Arial" w:cs="Arial"/>
+        </w:rPr>
+        <w:t xml:space="preserve">presenta </w:t>
+      </w:r>
+      <w:r>
+        <w:rPr>
+          <w:rFonts w:ascii="Arial" w:eastAsia="Arial" w:hAnsi="Arial" w:cs="Arial"/>
+        </w:rPr>
+        <w:t xml:space="preserve">una </w:t>
+      </w:r>
+      <w:r>
+        <w:rPr>
+          <w:rFonts w:ascii="Arial" w:eastAsia="Arial" w:hAnsi="Arial" w:cs="Arial"/>
+        </w:rPr>
+        <w:t>concentración</w:t>
+      </w:r>
+      <w:r>
+        <w:rPr>
+          <w:rFonts w:ascii="Arial" w:eastAsia="Arial" w:hAnsi="Arial" w:cs="Arial"/>
+        </w:rPr>
+        <w:t xml:space="preserve"> más alta </w:t>
+      </w:r>
+      <w:r>
+        <w:rPr>
+          <w:rFonts w:ascii="Arial" w:eastAsia="Arial" w:hAnsi="Arial" w:cs="Arial"/>
+        </w:rPr>
+        <w:t>en edades tempranas</w:t>
+      </w:r>
+      <w:r>
+        <w:rPr>
+          <w:rFonts w:ascii="Arial" w:eastAsia="Arial" w:hAnsi="Arial" w:cs="Arial"/>
+        </w:rPr>
+        <w:t xml:space="preserve"> (Antes de los 10 años)</w:t>
+      </w:r>
+      <w:r>
+        <w:rPr>
+          <w:rFonts w:ascii="Arial" w:eastAsia="Arial" w:hAnsi="Arial" w:cs="Arial"/>
+        </w:rPr>
+        <w:t>.</w:t>
       </w:r>
     </w:p>
     <w:p>
@@ -548,7 +811,19 @@
         <w:rPr>
           <w:rFonts w:ascii="Arial" w:eastAsia="Arial" w:hAnsi="Arial" w:cs="Arial"/>
         </w:rPr>
-        <w:t>Boxplot: Promedio según beca</w:t>
+        <w:t>Gráfico de Barras</w:t>
+      </w:r>
+      <w:r>
+        <w:rPr>
+          <w:rFonts w:ascii="Arial" w:eastAsia="Arial" w:hAnsi="Arial" w:cs="Arial"/>
+        </w:rPr>
+        <w:t xml:space="preserve">: </w:t>
+      </w:r>
+      <w:r>
+        <w:rPr>
+          <w:rFonts w:ascii="Arial" w:eastAsia="Arial" w:hAnsi="Arial" w:cs="Arial"/>
+        </w:rPr>
+        <w:t>Diagnósticos más Frecuentes</w:t>
       </w:r>
     </w:p>
     <w:p>
@@ -562,7 +837,31 @@
         <w:rPr>
           <w:rFonts w:ascii="Arial" w:eastAsia="Arial" w:hAnsi="Arial" w:cs="Arial"/>
         </w:rPr>
-        <w:t>El boxplot muestra la distribución del promedio para cada categoría de beca.</w:t>
+        <w:t xml:space="preserve">El </w:t>
+      </w:r>
+      <w:r>
+        <w:rPr>
+          <w:rFonts w:ascii="Arial" w:eastAsia="Arial" w:hAnsi="Arial" w:cs="Arial"/>
+        </w:rPr>
+        <w:t>diagrama de barras</w:t>
+      </w:r>
+      <w:r>
+        <w:rPr>
+          <w:rFonts w:ascii="Arial" w:eastAsia="Arial" w:hAnsi="Arial" w:cs="Arial"/>
+        </w:rPr>
+        <w:t xml:space="preserve"> muestra la distribución </w:t>
+      </w:r>
+      <w:r>
+        <w:rPr>
+          <w:rFonts w:ascii="Arial" w:eastAsia="Arial" w:hAnsi="Arial" w:cs="Arial"/>
+        </w:rPr>
+        <w:t>de pacientes por diagnóstico principal en el área de pediatría del hospital</w:t>
+      </w:r>
+      <w:r>
+        <w:rPr>
+          <w:rFonts w:ascii="Arial" w:eastAsia="Arial" w:hAnsi="Arial" w:cs="Arial"/>
+        </w:rPr>
+        <w:t>.</w:t>
       </w:r>
     </w:p>
     <w:p>
@@ -578,21 +877,26 @@
           <w:noProof/>
         </w:rPr>
         <w:drawing>
-          <wp:inline distT="114300" distB="114300" distL="114300" distR="114300" wp14:anchorId="4E3D5DD2" wp14:editId="23451BF4">
-            <wp:extent cx="3767269" cy="2182081"/>
-            <wp:effectExtent l="0" t="0" r="0" b="0"/>
+          <wp:inline distT="114300" distB="114300" distL="114300" distR="114300" wp14:anchorId="4E3D5DD2" wp14:editId="6A6A1F2A">
+            <wp:extent cx="5295900" cy="2600325"/>
+            <wp:effectExtent l="0" t="0" r="0" b="9525"/>
             <wp:docPr id="9" name="image1.png"/>
             <wp:cNvGraphicFramePr/>
             <a:graphic xmlns:a="http://schemas.openxmlformats.org/drawingml/2006/main">
               <a:graphicData uri="http://schemas.openxmlformats.org/drawingml/2006/picture">
                 <pic:pic xmlns:pic="http://schemas.openxmlformats.org/drawingml/2006/picture">
                   <pic:nvPicPr>
-                    <pic:cNvPr id="0" name="image1.png"/>
+                    <pic:cNvPr id="9" name="image1.png"/>
                     <pic:cNvPicPr preferRelativeResize="0"/>
                   </pic:nvPicPr>
                   <pic:blipFill>
-                    <a:blip r:embed="rId10"/>
-                    <a:srcRect/>
+                    <a:blip r:embed="rId10">
+                      <a:extLst>
+                        <a:ext uri="{28A0092B-C50C-407E-A947-70E740481C1C}">
+                          <a14:useLocalDpi xmlns:a14="http://schemas.microsoft.com/office/drawing/2010/main" val="0"/>
+                        </a:ext>
+                      </a:extLst>
+                    </a:blip>
                     <a:stretch>
                       <a:fillRect/>
                     </a:stretch>
@@ -600,7 +904,7 @@
                   <pic:spPr>
                     <a:xfrm>
                       <a:off x="0" y="0"/>
-                      <a:ext cx="3767269" cy="2182081"/>
+                      <a:ext cx="5297214" cy="2600970"/>
                     </a:xfrm>
                     <a:prstGeom prst="rect">
                       <a:avLst/>
@@ -625,7 +929,37 @@
         <w:rPr>
           <w:rFonts w:ascii="Arial" w:eastAsia="Arial" w:hAnsi="Arial" w:cs="Arial"/>
         </w:rPr>
-        <w:t>Se observa que las medianas de ambos grupos son cercanas. También se identifican posibles valores atípicos, lo que indica presencia de estudiantes con promedios alejados del comportamiento general.</w:t>
+        <w:t xml:space="preserve">Se observa que </w:t>
+      </w:r>
+      <w:r>
+        <w:rPr>
+          <w:rFonts w:ascii="Arial" w:eastAsia="Arial" w:hAnsi="Arial" w:cs="Arial"/>
+        </w:rPr>
+        <w:t xml:space="preserve">la mayor parte de los menores hospitalizados en el área de pediatría del hospital tienen un </w:t>
+      </w:r>
+      <w:r>
+        <w:rPr>
+          <w:rFonts w:ascii="Arial" w:eastAsia="Arial" w:hAnsi="Arial" w:cs="Arial"/>
+          <w:b/>
+          <w:bCs/>
+        </w:rPr>
+        <w:t xml:space="preserve">diagnóstico principal de </w:t>
+      </w:r>
+      <w:r>
+        <w:rPr>
+          <w:rFonts w:ascii="Arial" w:eastAsia="Arial" w:hAnsi="Arial" w:cs="Arial"/>
+          <w:b/>
+          <w:bCs/>
+          <w:i/>
+          <w:iCs/>
+        </w:rPr>
+        <w:t>Bronquitis</w:t>
+      </w:r>
+      <w:r>
+        <w:rPr>
+          <w:rFonts w:ascii="Arial" w:eastAsia="Arial" w:hAnsi="Arial" w:cs="Arial"/>
+        </w:rPr>
+        <w:t>, seguido por Neumonía pediátrica, gastroenteritis aguda, fiebre sin foco y por último otitis media.</w:t>
       </w:r>
     </w:p>
     <w:p>
@@ -643,7 +977,13 @@
         <w:rPr>
           <w:rFonts w:ascii="Arial" w:eastAsia="Arial" w:hAnsi="Arial" w:cs="Arial"/>
         </w:rPr>
-        <w:t>Boxplot: Horas de sueño según trabaja</w:t>
+        <w:t xml:space="preserve">Boxplot: </w:t>
+      </w:r>
+      <w:r>
+        <w:rPr>
+          <w:rFonts w:ascii="Arial" w:eastAsia="Arial" w:hAnsi="Arial" w:cs="Arial"/>
+        </w:rPr>
+        <w:t>Días de estancia según Sexo</w:t>
       </w:r>
     </w:p>
     <w:p>
@@ -657,7 +997,19 @@
         <w:rPr>
           <w:rFonts w:ascii="Arial" w:eastAsia="Arial" w:hAnsi="Arial" w:cs="Arial"/>
         </w:rPr>
-        <w:t>El gráfico permite observar la distribución de horas de sueño según si el estudiante trabaja o no.</w:t>
+        <w:t xml:space="preserve">El gráfico permite observar la distribución de </w:t>
+      </w:r>
+      <w:r>
+        <w:rPr>
+          <w:rFonts w:ascii="Arial" w:eastAsia="Arial" w:hAnsi="Arial" w:cs="Arial"/>
+        </w:rPr>
+        <w:t>días de estancia según el sexo para pacientes registrados dentro del área de pediatría del hospital</w:t>
+      </w:r>
+      <w:r>
+        <w:rPr>
+          <w:rFonts w:ascii="Arial" w:eastAsia="Arial" w:hAnsi="Arial" w:cs="Arial"/>
+        </w:rPr>
+        <w:t>.</w:t>
       </w:r>
     </w:p>
     <w:p>
@@ -672,22 +1024,28 @@
           <w:rFonts w:ascii="Arial" w:eastAsia="Arial" w:hAnsi="Arial" w:cs="Arial"/>
           <w:noProof/>
         </w:rPr>
+        <w:lastRenderedPageBreak/>
         <w:drawing>
-          <wp:inline distT="114300" distB="114300" distL="114300" distR="114300" wp14:anchorId="2D4E313D" wp14:editId="2BC3C395">
-            <wp:extent cx="3833813" cy="2223983"/>
-            <wp:effectExtent l="0" t="0" r="0" b="0"/>
+          <wp:inline distT="114300" distB="114300" distL="114300" distR="114300" wp14:anchorId="2D4E313D" wp14:editId="2FA51A93">
+            <wp:extent cx="5038725" cy="2200275"/>
+            <wp:effectExtent l="0" t="0" r="9525" b="9525"/>
             <wp:docPr id="6" name="image4.png"/>
             <wp:cNvGraphicFramePr/>
             <a:graphic xmlns:a="http://schemas.openxmlformats.org/drawingml/2006/main">
               <a:graphicData uri="http://schemas.openxmlformats.org/drawingml/2006/picture">
                 <pic:pic xmlns:pic="http://schemas.openxmlformats.org/drawingml/2006/picture">
                   <pic:nvPicPr>
-                    <pic:cNvPr id="0" name="image4.png"/>
+                    <pic:cNvPr id="6" name="image4.png"/>
                     <pic:cNvPicPr preferRelativeResize="0"/>
                   </pic:nvPicPr>
                   <pic:blipFill>
-                    <a:blip r:embed="rId11"/>
-                    <a:srcRect/>
+                    <a:blip r:embed="rId11" cstate="print">
+                      <a:extLst>
+                        <a:ext uri="{28A0092B-C50C-407E-A947-70E740481C1C}">
+                          <a14:useLocalDpi xmlns:a14="http://schemas.microsoft.com/office/drawing/2010/main" val="0"/>
+                        </a:ext>
+                      </a:extLst>
+                    </a:blip>
                     <a:stretch>
                       <a:fillRect/>
                     </a:stretch>
@@ -695,7 +1053,7 @@
                   <pic:spPr>
                     <a:xfrm>
                       <a:off x="0" y="0"/>
-                      <a:ext cx="3833813" cy="2223983"/>
+                      <a:ext cx="5040290" cy="2200958"/>
                     </a:xfrm>
                     <a:prstGeom prst="rect">
                       <a:avLst/>
@@ -720,8 +1078,103 @@
         <w:rPr>
           <w:rFonts w:ascii="Arial" w:eastAsia="Arial" w:hAnsi="Arial" w:cs="Arial"/>
         </w:rPr>
-        <w:lastRenderedPageBreak/>
-        <w:t>Se observa diferencia en la mediana entre los grupos, además de una variabilidad distinta, evidenciada en el tamaño de las cajas, que aunque es pequeño, existe. También pueden verse valores extremos en los estudiantes que no trabajan, indicando patrones de sueño poco comunes respecto al resto.</w:t>
+        <w:t xml:space="preserve">Se observa </w:t>
+      </w:r>
+      <w:r>
+        <w:rPr>
+          <w:rFonts w:ascii="Arial" w:eastAsia="Arial" w:hAnsi="Arial" w:cs="Arial"/>
+        </w:rPr>
+        <w:t>variabilidad</w:t>
+      </w:r>
+      <w:r>
+        <w:rPr>
+          <w:rFonts w:ascii="Arial" w:eastAsia="Arial" w:hAnsi="Arial" w:cs="Arial"/>
+        </w:rPr>
+        <w:t xml:space="preserve"> en el tamaño de las cajas, </w:t>
+      </w:r>
+      <w:r>
+        <w:rPr>
+          <w:rFonts w:ascii="Arial" w:eastAsia="Arial" w:hAnsi="Arial" w:cs="Arial"/>
+        </w:rPr>
+        <w:t>que,</w:t>
+      </w:r>
+      <w:r>
+        <w:rPr>
+          <w:rFonts w:ascii="Arial" w:eastAsia="Arial" w:hAnsi="Arial" w:cs="Arial"/>
+        </w:rPr>
+        <w:t xml:space="preserve"> aunque </w:t>
+      </w:r>
+      <w:r>
+        <w:rPr>
+          <w:rFonts w:ascii="Arial" w:eastAsia="Arial" w:hAnsi="Arial" w:cs="Arial"/>
+        </w:rPr>
+        <w:t>mínimo</w:t>
+      </w:r>
+      <w:r>
+        <w:rPr>
+          <w:rFonts w:ascii="Arial" w:eastAsia="Arial" w:hAnsi="Arial" w:cs="Arial"/>
+        </w:rPr>
+        <w:t xml:space="preserve">, existe. </w:t>
+      </w:r>
+      <w:r>
+        <w:rPr>
+          <w:rFonts w:ascii="Arial" w:eastAsia="Arial" w:hAnsi="Arial" w:cs="Arial"/>
+        </w:rPr>
+        <w:t>Además,</w:t>
+      </w:r>
+      <w:r>
+        <w:rPr>
+          <w:rFonts w:ascii="Arial" w:eastAsia="Arial" w:hAnsi="Arial" w:cs="Arial"/>
+        </w:rPr>
+        <w:t xml:space="preserve"> s</w:t>
+      </w:r>
+      <w:r>
+        <w:rPr>
+          <w:rFonts w:ascii="Arial" w:eastAsia="Arial" w:hAnsi="Arial" w:cs="Arial"/>
+        </w:rPr>
+        <w:t xml:space="preserve">e puede evidenciar que los pacientes de sexo </w:t>
+      </w:r>
+      <w:r>
+        <w:rPr>
+          <w:rFonts w:ascii="Arial" w:eastAsia="Arial" w:hAnsi="Arial" w:cs="Arial"/>
+          <w:b/>
+          <w:bCs/>
+          <w:i/>
+          <w:iCs/>
+        </w:rPr>
+        <w:t>Femenino</w:t>
+      </w:r>
+      <w:r>
+        <w:rPr>
+          <w:rFonts w:ascii="Arial" w:eastAsia="Arial" w:hAnsi="Arial" w:cs="Arial"/>
+        </w:rPr>
+        <w:t xml:space="preserve"> tienen más horas de estancia o de hospitalización y se observa mayor cantidad de datos dispersos para los pacientes de sexo </w:t>
+      </w:r>
+      <w:r>
+        <w:rPr>
+          <w:rFonts w:ascii="Arial" w:eastAsia="Arial" w:hAnsi="Arial" w:cs="Arial"/>
+          <w:b/>
+          <w:bCs/>
+          <w:i/>
+          <w:iCs/>
+        </w:rPr>
+        <w:t>M</w:t>
+      </w:r>
+      <w:r>
+        <w:rPr>
+          <w:rFonts w:ascii="Arial" w:eastAsia="Arial" w:hAnsi="Arial" w:cs="Arial"/>
+          <w:b/>
+          <w:bCs/>
+          <w:i/>
+          <w:iCs/>
+        </w:rPr>
+        <w:t>asculino</w:t>
+      </w:r>
+      <w:r>
+        <w:rPr>
+          <w:rFonts w:ascii="Arial" w:eastAsia="Arial" w:hAnsi="Arial" w:cs="Arial"/>
+        </w:rPr>
+        <w:t>.</w:t>
       </w:r>
     </w:p>
     <w:p>
@@ -730,34 +1183,33 @@
           <w:ilvl w:val="0"/>
           <w:numId w:val="2"/>
         </w:numPr>
-        <w:jc w:val="both"/>
-        <w:rPr>
-          <w:rFonts w:ascii="Arial" w:eastAsia="Arial" w:hAnsi="Arial" w:cs="Arial"/>
-        </w:rPr>
-      </w:pPr>
-      <w:r>
-        <w:rPr>
-          <w:rFonts w:ascii="Arial" w:eastAsia="Arial" w:hAnsi="Arial" w:cs="Arial"/>
-        </w:rPr>
-        <w:t>Dispersión: Asistencia vs promedio</w:t>
-      </w:r>
-    </w:p>
-    <w:p>
-      <w:pPr>
-        <w:jc w:val="both"/>
-        <w:rPr>
-          <w:rFonts w:ascii="Arial" w:eastAsia="Arial" w:hAnsi="Arial" w:cs="Arial"/>
-        </w:rPr>
-      </w:pPr>
-      <w:r>
-        <w:rPr>
-          <w:rFonts w:ascii="Arial" w:eastAsia="Arial" w:hAnsi="Arial" w:cs="Arial"/>
-        </w:rPr>
-        <w:t>El diagrama de dispersión muestra la relación entre asistencia y promedio.</w:t>
-      </w:r>
-    </w:p>
-    <w:p>
-      <w:pPr>
+        <w:rPr>
+          <w:rFonts w:ascii="Arial" w:eastAsia="Arial" w:hAnsi="Arial" w:cs="Arial"/>
+        </w:rPr>
+      </w:pPr>
+      <w:r>
+        <w:rPr>
+          <w:rFonts w:ascii="Arial" w:eastAsia="Arial" w:hAnsi="Arial" w:cs="Arial"/>
+        </w:rPr>
+        <w:t>Gráfico de Barras: Distribución de pacientes por resultado de egreso</w:t>
+      </w:r>
+    </w:p>
+    <w:p>
+      <w:pPr>
+        <w:rPr>
+          <w:rFonts w:ascii="Arial" w:eastAsia="Arial" w:hAnsi="Arial" w:cs="Arial"/>
+        </w:rPr>
+      </w:pPr>
+      <w:r>
+        <w:rPr>
+          <w:rFonts w:ascii="Arial" w:eastAsia="Arial" w:hAnsi="Arial" w:cs="Arial"/>
+        </w:rPr>
+        <w:t>El grafico muestra la distribución de pacientes dados de alta en el servicio de pediatría por tipo de resultado y la cantidad de pacientes en el hospital.</w:t>
+      </w:r>
+    </w:p>
+    <w:p>
+      <w:pPr>
+        <w:ind w:left="720"/>
         <w:jc w:val="center"/>
         <w:rPr>
           <w:rFonts w:ascii="Arial" w:eastAsia="Arial" w:hAnsi="Arial" w:cs="Arial"/>
@@ -766,37 +1218,53 @@
       <w:r>
         <w:rPr>
           <w:rFonts w:ascii="Arial" w:eastAsia="Arial" w:hAnsi="Arial" w:cs="Arial"/>
+        </w:rPr>
+        <w:br/>
+      </w:r>
+      <w:r>
+        <w:rPr>
+          <w:rFonts w:ascii="Arial" w:eastAsia="Arial" w:hAnsi="Arial" w:cs="Arial"/>
           <w:noProof/>
         </w:rPr>
         <w:drawing>
-          <wp:inline distT="114300" distB="114300" distL="114300" distR="114300" wp14:anchorId="1032FD7A" wp14:editId="0F32FCB4">
-            <wp:extent cx="5900738" cy="3433901"/>
-            <wp:effectExtent l="0" t="0" r="0" b="0"/>
-            <wp:docPr id="2" name="image6.png"/>
-            <wp:cNvGraphicFramePr/>
+          <wp:inline distT="0" distB="0" distL="0" distR="0" wp14:anchorId="0B48FE77" wp14:editId="33377929">
+            <wp:extent cx="5200650" cy="2242034"/>
+            <wp:effectExtent l="0" t="0" r="0" b="6350"/>
+            <wp:docPr id="305848584" name="Imagen 3"/>
+            <wp:cNvGraphicFramePr>
+              <a:graphicFrameLocks xmlns:a="http://schemas.openxmlformats.org/drawingml/2006/main" noChangeAspect="1"/>
+            </wp:cNvGraphicFramePr>
             <a:graphic xmlns:a="http://schemas.openxmlformats.org/drawingml/2006/main">
               <a:graphicData uri="http://schemas.openxmlformats.org/drawingml/2006/picture">
                 <pic:pic xmlns:pic="http://schemas.openxmlformats.org/drawingml/2006/picture">
                   <pic:nvPicPr>
-                    <pic:cNvPr id="0" name="image6.png"/>
-                    <pic:cNvPicPr preferRelativeResize="0"/>
+                    <pic:cNvPr id="0" name="Picture 2"/>
+                    <pic:cNvPicPr>
+                      <a:picLocks noChangeAspect="1" noChangeArrowheads="1"/>
+                    </pic:cNvPicPr>
                   </pic:nvPicPr>
                   <pic:blipFill>
-                    <a:blip r:embed="rId12"/>
+                    <a:blip r:embed="rId12">
+                      <a:extLst>
+                        <a:ext uri="{28A0092B-C50C-407E-A947-70E740481C1C}">
+                          <a14:useLocalDpi xmlns:a14="http://schemas.microsoft.com/office/drawing/2010/main" val="0"/>
+                        </a:ext>
+                      </a:extLst>
+                    </a:blip>
                     <a:srcRect/>
                     <a:stretch>
                       <a:fillRect/>
                     </a:stretch>
                   </pic:blipFill>
-                  <pic:spPr>
+                  <pic:spPr bwMode="auto">
                     <a:xfrm>
                       <a:off x="0" y="0"/>
-                      <a:ext cx="5900738" cy="3433901"/>
+                      <a:ext cx="5211448" cy="2246689"/>
                     </a:xfrm>
                     <a:prstGeom prst="rect">
                       <a:avLst/>
                     </a:prstGeom>
-                    <a:ln/>
+                    <a:noFill/>
                   </pic:spPr>
                 </pic:pic>
               </a:graphicData>
@@ -807,7 +1275,6 @@
     </w:p>
     <w:p>
       <w:pPr>
-        <w:spacing w:before="240" w:after="240"/>
         <w:jc w:val="both"/>
         <w:rPr>
           <w:rFonts w:ascii="Arial" w:eastAsia="Arial" w:hAnsi="Arial" w:cs="Arial"/>
@@ -817,677 +1284,17 @@
         <w:rPr>
           <w:rFonts w:ascii="Arial" w:eastAsia="Arial" w:hAnsi="Arial" w:cs="Arial"/>
         </w:rPr>
-        <w:t xml:space="preserve">La nube de puntos presenta una </w:t>
-      </w:r>
-      <w:r>
-        <w:rPr>
-          <w:rFonts w:ascii="Arial" w:eastAsia="Arial" w:hAnsi="Arial" w:cs="Arial"/>
-          <w:b/>
-          <w:bCs/>
-        </w:rPr>
-        <w:t>tendencia ascendente</w:t>
-      </w:r>
-      <w:r>
-        <w:rPr>
-          <w:rFonts w:ascii="Arial" w:eastAsia="Arial" w:hAnsi="Arial" w:cs="Arial"/>
-        </w:rPr>
-        <w:t>, lo que indica que valores altos de asistencia tienden a asociarse con valores altos de promedio. Sin embargo, los puntos no están completamente alineados, lo que muestra dispersión en los datos.</w:t>
-      </w:r>
-    </w:p>
-    <w:p>
-      <w:pPr>
-        <w:numPr>
-          <w:ilvl w:val="0"/>
-          <w:numId w:val="2"/>
-        </w:numPr>
-        <w:jc w:val="both"/>
-        <w:rPr>
-          <w:rFonts w:ascii="Arial" w:eastAsia="Arial" w:hAnsi="Arial" w:cs="Arial"/>
-        </w:rPr>
-      </w:pPr>
-      <w:r>
-        <w:rPr>
-          <w:rFonts w:ascii="Arial" w:eastAsia="Arial" w:hAnsi="Arial" w:cs="Arial"/>
-        </w:rPr>
-        <w:t>Correlación entre asistencia y promedio</w:t>
-      </w:r>
-    </w:p>
-    <w:p>
-      <w:pPr>
-        <w:jc w:val="both"/>
-        <w:rPr>
-          <w:rFonts w:ascii="Arial" w:eastAsia="Arial" w:hAnsi="Arial" w:cs="Arial"/>
-        </w:rPr>
-      </w:pPr>
-      <w:r>
-        <w:rPr>
-          <w:rFonts w:ascii="Arial" w:eastAsia="Arial" w:hAnsi="Arial" w:cs="Arial"/>
-        </w:rPr>
-        <w:t xml:space="preserve">El coeficiente de correlación es </w:t>
-      </w:r>
-      <w:r>
-        <w:rPr>
-          <w:rFonts w:ascii="Arial" w:eastAsia="Arial" w:hAnsi="Arial" w:cs="Arial"/>
-          <w:b/>
-          <w:bCs/>
-        </w:rPr>
-        <w:t>0.469377</w:t>
-      </w:r>
-      <w:r>
-        <w:rPr>
-          <w:rFonts w:ascii="Arial" w:eastAsia="Arial" w:hAnsi="Arial" w:cs="Arial"/>
-        </w:rPr>
-        <w:t>.</w:t>
-      </w:r>
-    </w:p>
-    <w:p>
-      <w:pPr>
-        <w:jc w:val="center"/>
-        <w:rPr>
-          <w:rFonts w:ascii="Arial" w:eastAsia="Arial" w:hAnsi="Arial" w:cs="Arial"/>
-        </w:rPr>
-      </w:pPr>
-      <w:r>
-        <w:rPr>
-          <w:rFonts w:ascii="Arial" w:eastAsia="Arial" w:hAnsi="Arial" w:cs="Arial"/>
-          <w:noProof/>
-        </w:rPr>
-        <w:drawing>
-          <wp:inline distT="114300" distB="114300" distL="114300" distR="114300" wp14:anchorId="32152E87" wp14:editId="71A6C02A">
-            <wp:extent cx="6286500" cy="400050"/>
-            <wp:effectExtent l="0" t="0" r="0" b="0"/>
-            <wp:docPr id="5" name="image8.png"/>
-            <wp:cNvGraphicFramePr/>
-            <a:graphic xmlns:a="http://schemas.openxmlformats.org/drawingml/2006/main">
-              <a:graphicData uri="http://schemas.openxmlformats.org/drawingml/2006/picture">
-                <pic:pic xmlns:pic="http://schemas.openxmlformats.org/drawingml/2006/picture">
-                  <pic:nvPicPr>
-                    <pic:cNvPr id="0" name="image8.png"/>
-                    <pic:cNvPicPr preferRelativeResize="0"/>
-                  </pic:nvPicPr>
-                  <pic:blipFill>
-                    <a:blip r:embed="rId13"/>
-                    <a:srcRect/>
-                    <a:stretch>
-                      <a:fillRect/>
-                    </a:stretch>
-                  </pic:blipFill>
-                  <pic:spPr>
-                    <a:xfrm>
-                      <a:off x="0" y="0"/>
-                      <a:ext cx="6286500" cy="400050"/>
-                    </a:xfrm>
-                    <a:prstGeom prst="rect">
-                      <a:avLst/>
-                    </a:prstGeom>
-                    <a:ln/>
-                  </pic:spPr>
-                </pic:pic>
-              </a:graphicData>
-            </a:graphic>
-          </wp:inline>
-        </w:drawing>
-      </w:r>
-    </w:p>
-    <w:p>
-      <w:pPr>
-        <w:jc w:val="both"/>
-        <w:rPr>
-          <w:rFonts w:ascii="Arial" w:eastAsia="Arial" w:hAnsi="Arial" w:cs="Arial"/>
-        </w:rPr>
-      </w:pPr>
-      <w:r>
-        <w:rPr>
-          <w:rFonts w:ascii="Arial" w:eastAsia="Arial" w:hAnsi="Arial" w:cs="Arial"/>
-        </w:rPr>
-        <w:t xml:space="preserve">Este valor indica una </w:t>
-      </w:r>
-      <w:r>
-        <w:rPr>
-          <w:rFonts w:ascii="Arial" w:eastAsia="Arial" w:hAnsi="Arial" w:cs="Arial"/>
-          <w:b/>
-          <w:bCs/>
-        </w:rPr>
-        <w:t>relación positiva moderada</w:t>
-      </w:r>
-      <w:r>
-        <w:rPr>
-          <w:rFonts w:ascii="Arial" w:eastAsia="Arial" w:hAnsi="Arial" w:cs="Arial"/>
-        </w:rPr>
-        <w:t xml:space="preserve"> entre ambas variables, es decir, tienden a aumentar conjuntamente en los datos observados.</w:t>
-      </w:r>
-    </w:p>
-    <w:p>
-      <w:pPr>
-        <w:numPr>
-          <w:ilvl w:val="0"/>
-          <w:numId w:val="2"/>
-        </w:numPr>
-        <w:jc w:val="both"/>
-        <w:rPr>
-          <w:rFonts w:ascii="Arial" w:eastAsia="Arial" w:hAnsi="Arial" w:cs="Arial"/>
-        </w:rPr>
-      </w:pPr>
-      <w:r>
-        <w:rPr>
-          <w:rFonts w:ascii="Arial" w:eastAsia="Arial" w:hAnsi="Arial" w:cs="Arial"/>
-        </w:rPr>
-        <w:t>Matriz de correlación</w:t>
-      </w:r>
-    </w:p>
-    <w:p>
-      <w:pPr>
-        <w:jc w:val="both"/>
-        <w:rPr>
-          <w:rFonts w:ascii="Arial" w:eastAsia="Arial" w:hAnsi="Arial" w:cs="Arial"/>
-        </w:rPr>
-      </w:pPr>
-      <w:r>
-        <w:rPr>
-          <w:rFonts w:ascii="Arial" w:eastAsia="Arial" w:hAnsi="Arial" w:cs="Arial"/>
-        </w:rPr>
-        <w:lastRenderedPageBreak/>
-        <w:t>La matriz de correlación presenta los coeficientes de relación entre todas las variables numéricas.</w:t>
-      </w:r>
-    </w:p>
-    <w:p>
-      <w:pPr>
-        <w:jc w:val="center"/>
-        <w:rPr>
-          <w:rFonts w:ascii="Arial" w:eastAsia="Arial" w:hAnsi="Arial" w:cs="Arial"/>
-        </w:rPr>
-      </w:pPr>
-      <w:r>
-        <w:rPr>
-          <w:rFonts w:ascii="Arial" w:eastAsia="Arial" w:hAnsi="Arial" w:cs="Arial"/>
-          <w:noProof/>
-        </w:rPr>
-        <w:drawing>
-          <wp:inline distT="114300" distB="114300" distL="114300" distR="114300" wp14:anchorId="25270445" wp14:editId="64DB8C07">
-            <wp:extent cx="5863002" cy="6344022"/>
-            <wp:effectExtent l="0" t="0" r="0" b="0"/>
-            <wp:docPr id="1" name="image9.png"/>
-            <wp:cNvGraphicFramePr/>
-            <a:graphic xmlns:a="http://schemas.openxmlformats.org/drawingml/2006/main">
-              <a:graphicData uri="http://schemas.openxmlformats.org/drawingml/2006/picture">
-                <pic:pic xmlns:pic="http://schemas.openxmlformats.org/drawingml/2006/picture">
-                  <pic:nvPicPr>
-                    <pic:cNvPr id="0" name="image9.png"/>
-                    <pic:cNvPicPr preferRelativeResize="0"/>
-                  </pic:nvPicPr>
-                  <pic:blipFill>
-                    <a:blip r:embed="rId14"/>
-                    <a:srcRect/>
-                    <a:stretch>
-                      <a:fillRect/>
-                    </a:stretch>
-                  </pic:blipFill>
-                  <pic:spPr>
-                    <a:xfrm>
-                      <a:off x="0" y="0"/>
-                      <a:ext cx="5863002" cy="6344022"/>
-                    </a:xfrm>
-                    <a:prstGeom prst="rect">
-                      <a:avLst/>
-                    </a:prstGeom>
-                    <a:ln/>
-                  </pic:spPr>
-                </pic:pic>
-              </a:graphicData>
-            </a:graphic>
-          </wp:inline>
-        </w:drawing>
-      </w:r>
-    </w:p>
-    <w:p>
-      <w:pPr>
-        <w:jc w:val="both"/>
-        <w:rPr>
-          <w:rFonts w:ascii="Arial" w:eastAsia="Arial" w:hAnsi="Arial" w:cs="Arial"/>
-        </w:rPr>
-      </w:pPr>
-    </w:p>
-    <w:p>
-      <w:pPr>
-        <w:numPr>
-          <w:ilvl w:val="0"/>
-          <w:numId w:val="2"/>
-        </w:numPr>
-        <w:jc w:val="both"/>
-        <w:rPr>
-          <w:rFonts w:ascii="Arial" w:eastAsia="Arial" w:hAnsi="Arial" w:cs="Arial"/>
-        </w:rPr>
-      </w:pPr>
-      <w:r>
-        <w:rPr>
-          <w:rFonts w:ascii="Arial" w:eastAsia="Arial" w:hAnsi="Arial" w:cs="Arial"/>
-        </w:rPr>
-        <w:t>Heatmap de correlaciones</w:t>
-      </w:r>
-    </w:p>
-    <w:p>
-      <w:pPr>
-        <w:jc w:val="both"/>
-        <w:rPr>
-          <w:rFonts w:ascii="Arial" w:eastAsia="Arial" w:hAnsi="Arial" w:cs="Arial"/>
-        </w:rPr>
-      </w:pPr>
-      <w:r>
-        <w:rPr>
-          <w:rFonts w:ascii="Arial" w:eastAsia="Arial" w:hAnsi="Arial" w:cs="Arial"/>
-        </w:rPr>
-        <w:t>El heatmap representa visualmente la matriz de correlación.</w:t>
-      </w:r>
-    </w:p>
-    <w:p>
-      <w:pPr>
-        <w:jc w:val="center"/>
-        <w:rPr>
-          <w:rFonts w:ascii="Arial" w:eastAsia="Arial" w:hAnsi="Arial" w:cs="Arial"/>
-        </w:rPr>
-      </w:pPr>
-      <w:r>
-        <w:rPr>
-          <w:rFonts w:ascii="Arial" w:eastAsia="Arial" w:hAnsi="Arial" w:cs="Arial"/>
-          <w:noProof/>
-        </w:rPr>
-        <w:lastRenderedPageBreak/>
-        <w:drawing>
-          <wp:inline distT="114300" distB="114300" distL="114300" distR="114300" wp14:anchorId="5597D4E3" wp14:editId="3CCEFB55">
-            <wp:extent cx="5880951" cy="3419847"/>
-            <wp:effectExtent l="0" t="0" r="0" b="0"/>
-            <wp:docPr id="3" name="image5.png"/>
-            <wp:cNvGraphicFramePr/>
-            <a:graphic xmlns:a="http://schemas.openxmlformats.org/drawingml/2006/main">
-              <a:graphicData uri="http://schemas.openxmlformats.org/drawingml/2006/picture">
-                <pic:pic xmlns:pic="http://schemas.openxmlformats.org/drawingml/2006/picture">
-                  <pic:nvPicPr>
-                    <pic:cNvPr id="0" name="image5.png"/>
-                    <pic:cNvPicPr preferRelativeResize="0"/>
-                  </pic:nvPicPr>
-                  <pic:blipFill>
-                    <a:blip r:embed="rId15"/>
-                    <a:srcRect/>
-                    <a:stretch>
-                      <a:fillRect/>
-                    </a:stretch>
-                  </pic:blipFill>
-                  <pic:spPr>
-                    <a:xfrm>
-                      <a:off x="0" y="0"/>
-                      <a:ext cx="5880951" cy="3419847"/>
-                    </a:xfrm>
-                    <a:prstGeom prst="rect">
-                      <a:avLst/>
-                    </a:prstGeom>
-                    <a:ln/>
-                  </pic:spPr>
-                </pic:pic>
-              </a:graphicData>
-            </a:graphic>
-          </wp:inline>
-        </w:drawing>
-      </w:r>
-    </w:p>
-    <w:p>
-      <w:pPr>
-        <w:jc w:val="both"/>
-        <w:rPr>
-          <w:rFonts w:ascii="Arial" w:eastAsia="Arial" w:hAnsi="Arial" w:cs="Arial"/>
-        </w:rPr>
-      </w:pPr>
-      <w:r>
-        <w:rPr>
-          <w:rFonts w:ascii="Arial" w:eastAsia="Arial" w:hAnsi="Arial" w:cs="Arial"/>
-        </w:rPr>
-        <w:t>Los colores permiten identificar la intensidad y el tipo de relación:</w:t>
-      </w:r>
-    </w:p>
-    <w:p>
-      <w:pPr>
-        <w:numPr>
-          <w:ilvl w:val="0"/>
-          <w:numId w:val="5"/>
-        </w:numPr>
-        <w:spacing w:after="0"/>
-        <w:jc w:val="both"/>
-        <w:rPr>
-          <w:rFonts w:ascii="Arial" w:eastAsia="Arial" w:hAnsi="Arial" w:cs="Arial"/>
-        </w:rPr>
-      </w:pPr>
-      <w:r>
-        <w:rPr>
-          <w:rFonts w:ascii="Arial" w:eastAsia="Arial" w:hAnsi="Arial" w:cs="Arial"/>
-          <w:b/>
-          <w:bCs/>
-        </w:rPr>
-        <w:t>Tonos naranjas:</w:t>
-      </w:r>
-      <w:r>
-        <w:rPr>
-          <w:rFonts w:ascii="Arial" w:eastAsia="Arial" w:hAnsi="Arial" w:cs="Arial"/>
-        </w:rPr>
-        <w:t xml:space="preserve"> correlación positiva</w:t>
-      </w:r>
-    </w:p>
-    <w:p>
-      <w:pPr>
-        <w:numPr>
-          <w:ilvl w:val="0"/>
-          <w:numId w:val="5"/>
-        </w:numPr>
-        <w:spacing w:after="0"/>
-        <w:jc w:val="both"/>
-        <w:rPr>
-          <w:rFonts w:ascii="Arial" w:eastAsia="Arial" w:hAnsi="Arial" w:cs="Arial"/>
-        </w:rPr>
-      </w:pPr>
-      <w:r>
-        <w:rPr>
-          <w:rFonts w:ascii="Arial" w:eastAsia="Arial" w:hAnsi="Arial" w:cs="Arial"/>
-          <w:b/>
-          <w:bCs/>
-        </w:rPr>
-        <w:t>Tonos verde magenta:</w:t>
-      </w:r>
-      <w:r>
-        <w:rPr>
-          <w:rFonts w:ascii="Arial" w:eastAsia="Arial" w:hAnsi="Arial" w:cs="Arial"/>
-        </w:rPr>
-        <w:t xml:space="preserve"> correlación negativa</w:t>
-      </w:r>
-    </w:p>
-    <w:p>
-      <w:pPr>
-        <w:numPr>
-          <w:ilvl w:val="0"/>
-          <w:numId w:val="5"/>
-        </w:numPr>
-        <w:jc w:val="both"/>
-        <w:rPr>
-          <w:rFonts w:ascii="Arial" w:eastAsia="Arial" w:hAnsi="Arial" w:cs="Arial"/>
-        </w:rPr>
-      </w:pPr>
-      <w:r>
-        <w:rPr>
-          <w:rFonts w:ascii="Arial" w:eastAsia="Arial" w:hAnsi="Arial" w:cs="Arial"/>
-          <w:b/>
-          <w:bCs/>
-        </w:rPr>
-        <w:t>Tonos claros:</w:t>
-      </w:r>
-      <w:r>
-        <w:rPr>
-          <w:rFonts w:ascii="Arial" w:eastAsia="Arial" w:hAnsi="Arial" w:cs="Arial"/>
-        </w:rPr>
-        <w:t xml:space="preserve"> correlación cercana a cero</w:t>
-      </w:r>
-    </w:p>
-    <w:p>
-      <w:pPr>
-        <w:jc w:val="both"/>
-        <w:rPr>
-          <w:rFonts w:ascii="Arial" w:eastAsia="Arial" w:hAnsi="Arial" w:cs="Arial"/>
-        </w:rPr>
-      </w:pPr>
-      <w:r>
-        <w:rPr>
-          <w:rFonts w:ascii="Arial" w:eastAsia="Arial" w:hAnsi="Arial" w:cs="Arial"/>
-        </w:rPr>
-        <w:t>Se identifican zonas con mayor intensidad de color que indican relaciones más fuertes. Las áreas cercanas al blanco representan correlaciones débiles, mientras que los tonos más intensos representan relaciones más marcadas entre variables.</w:t>
-      </w:r>
-    </w:p>
-    <w:p>
-      <w:pPr>
-        <w:spacing w:after="0" w:line="240" w:lineRule="auto"/>
-        <w:ind w:left="720"/>
-        <w:jc w:val="both"/>
-        <w:rPr>
-          <w:rFonts w:ascii="Arial" w:eastAsia="Arial" w:hAnsi="Arial" w:cs="Arial"/>
-        </w:rPr>
-      </w:pPr>
-    </w:p>
-    <w:p>
-      <w:pPr>
-        <w:numPr>
-          <w:ilvl w:val="0"/>
-          <w:numId w:val="2"/>
-        </w:numPr>
-        <w:jc w:val="both"/>
-        <w:rPr>
-          <w:rFonts w:ascii="Arial" w:eastAsia="Arial" w:hAnsi="Arial" w:cs="Arial"/>
-        </w:rPr>
-      </w:pPr>
-      <w:r>
-        <w:rPr>
-          <w:rFonts w:ascii="Arial" w:eastAsia="Arial" w:hAnsi="Arial" w:cs="Arial"/>
-        </w:rPr>
-        <w:t>Variables más relacionadas con el promedio</w:t>
-      </w:r>
-    </w:p>
-    <w:p>
-      <w:pPr>
-        <w:jc w:val="both"/>
-        <w:rPr>
-          <w:rFonts w:ascii="Arial" w:eastAsia="Arial" w:hAnsi="Arial" w:cs="Arial"/>
-        </w:rPr>
-      </w:pPr>
-      <w:r>
-        <w:rPr>
-          <w:rFonts w:ascii="Arial" w:eastAsia="Arial" w:hAnsi="Arial" w:cs="Arial"/>
-        </w:rPr>
-        <w:t>Las variables con mayor correlación con el promedio son:</w:t>
-      </w:r>
-    </w:p>
-    <w:p>
-      <w:pPr>
-        <w:numPr>
-          <w:ilvl w:val="0"/>
-          <w:numId w:val="4"/>
-        </w:numPr>
-        <w:spacing w:after="0"/>
-        <w:jc w:val="both"/>
-        <w:rPr>
-          <w:rFonts w:ascii="Arial" w:eastAsia="Arial" w:hAnsi="Arial" w:cs="Arial"/>
-          <w:b/>
-          <w:bCs/>
-        </w:rPr>
-      </w:pPr>
-      <w:r>
-        <w:rPr>
-          <w:rFonts w:ascii="Arial" w:eastAsia="Arial" w:hAnsi="Arial" w:cs="Arial"/>
-          <w:b/>
-          <w:bCs/>
-        </w:rPr>
-        <w:t>Horas de estudio (~0.51)</w:t>
-      </w:r>
-    </w:p>
-    <w:p>
-      <w:pPr>
-        <w:numPr>
-          <w:ilvl w:val="0"/>
-          <w:numId w:val="4"/>
-        </w:numPr>
-        <w:spacing w:after="0"/>
-        <w:jc w:val="both"/>
-        <w:rPr>
-          <w:rFonts w:ascii="Arial" w:eastAsia="Arial" w:hAnsi="Arial" w:cs="Arial"/>
-          <w:b/>
-          <w:bCs/>
-        </w:rPr>
-      </w:pPr>
-      <w:r>
-        <w:rPr>
-          <w:rFonts w:ascii="Arial" w:eastAsia="Arial" w:hAnsi="Arial" w:cs="Arial"/>
-          <w:b/>
-          <w:bCs/>
-        </w:rPr>
-        <w:t>Asistencia (~0.47)</w:t>
-      </w:r>
-    </w:p>
-    <w:p>
-      <w:pPr>
-        <w:numPr>
-          <w:ilvl w:val="0"/>
-          <w:numId w:val="4"/>
-        </w:numPr>
-        <w:jc w:val="both"/>
-        <w:rPr>
-          <w:rFonts w:ascii="Arial" w:eastAsia="Arial" w:hAnsi="Arial" w:cs="Arial"/>
-          <w:b/>
-          <w:bCs/>
-        </w:rPr>
-      </w:pPr>
-      <w:r>
-        <w:rPr>
-          <w:rFonts w:ascii="Arial" w:eastAsia="Arial" w:hAnsi="Arial" w:cs="Arial"/>
-          <w:b/>
-          <w:bCs/>
-        </w:rPr>
-        <w:t>Horas de sueño (~0.38)</w:t>
-      </w:r>
-    </w:p>
-    <w:p>
-      <w:pPr>
-        <w:jc w:val="both"/>
-        <w:rPr>
-          <w:rFonts w:ascii="Arial" w:eastAsia="Arial" w:hAnsi="Arial" w:cs="Arial"/>
-        </w:rPr>
-      </w:pPr>
-      <w:r>
-        <w:rPr>
-          <w:rFonts w:ascii="Arial" w:eastAsia="Arial" w:hAnsi="Arial" w:cs="Arial"/>
-        </w:rPr>
-        <w:t xml:space="preserve">Estas presentan las </w:t>
-      </w:r>
-      <w:r>
-        <w:rPr>
-          <w:rFonts w:ascii="Arial" w:eastAsia="Arial" w:hAnsi="Arial" w:cs="Arial"/>
-          <w:b/>
-          <w:bCs/>
-        </w:rPr>
-        <w:t>relaciones más altas</w:t>
-      </w:r>
-      <w:r>
-        <w:rPr>
-          <w:rFonts w:ascii="Arial" w:eastAsia="Arial" w:hAnsi="Arial" w:cs="Arial"/>
-        </w:rPr>
-        <w:t xml:space="preserve"> observadas en los datos.</w:t>
-      </w:r>
-    </w:p>
-    <w:p>
-      <w:pPr>
-        <w:numPr>
-          <w:ilvl w:val="0"/>
-          <w:numId w:val="2"/>
-        </w:numPr>
-        <w:jc w:val="both"/>
-        <w:rPr>
-          <w:rFonts w:ascii="Arial" w:eastAsia="Arial" w:hAnsi="Arial" w:cs="Arial"/>
-        </w:rPr>
-      </w:pPr>
-      <w:r>
-        <w:rPr>
-          <w:rFonts w:ascii="Arial" w:eastAsia="Arial" w:hAnsi="Arial" w:cs="Arial"/>
-        </w:rPr>
-        <w:t xml:space="preserve"> Relación positiva y negativa</w:t>
-      </w:r>
-    </w:p>
-    <w:p>
-      <w:pPr>
-        <w:spacing w:after="0" w:line="240" w:lineRule="auto"/>
-        <w:jc w:val="both"/>
-        <w:rPr>
-          <w:rFonts w:ascii="Arial" w:eastAsia="Arial" w:hAnsi="Arial" w:cs="Arial"/>
-        </w:rPr>
-      </w:pPr>
-    </w:p>
-    <w:p>
-      <w:pPr>
-        <w:numPr>
-          <w:ilvl w:val="0"/>
-          <w:numId w:val="1"/>
-        </w:numPr>
-        <w:spacing w:after="0"/>
-        <w:jc w:val="both"/>
-        <w:rPr>
-          <w:rFonts w:ascii="Arial" w:eastAsia="Arial" w:hAnsi="Arial" w:cs="Arial"/>
-        </w:rPr>
-      </w:pPr>
-      <w:r>
-        <w:rPr>
-          <w:rFonts w:ascii="Arial" w:eastAsia="Arial" w:hAnsi="Arial" w:cs="Arial"/>
-          <w:b/>
-          <w:bCs/>
-        </w:rPr>
-        <w:lastRenderedPageBreak/>
-        <w:t xml:space="preserve">Relación positiva: </w:t>
-      </w:r>
-      <w:r>
-        <w:rPr>
-          <w:rFonts w:ascii="Arial" w:eastAsia="Arial" w:hAnsi="Arial" w:cs="Arial"/>
-        </w:rPr>
-        <w:t xml:space="preserve">Tiempo de desplazamiento y distancia al campus </w:t>
-      </w:r>
-      <w:r>
-        <w:rPr>
-          <w:rFonts w:ascii="Arial" w:eastAsia="Arial" w:hAnsi="Arial" w:cs="Arial"/>
-          <w:b/>
-          <w:bCs/>
-        </w:rPr>
-        <w:t>(~0.82)</w:t>
-      </w:r>
-      <w:r>
-        <w:rPr>
-          <w:rFonts w:ascii="Arial" w:eastAsia="Arial" w:hAnsi="Arial" w:cs="Arial"/>
-        </w:rPr>
-        <w:t>, indicando que ambas variables aumentan conjuntamente en los datos.</w:t>
-      </w:r>
-    </w:p>
-    <w:p>
-      <w:pPr>
-        <w:numPr>
-          <w:ilvl w:val="0"/>
-          <w:numId w:val="3"/>
-        </w:numPr>
-        <w:jc w:val="both"/>
-        <w:rPr>
-          <w:rFonts w:ascii="Arial" w:eastAsia="Arial" w:hAnsi="Arial" w:cs="Arial"/>
-          <w:b/>
-          <w:bCs/>
-        </w:rPr>
-      </w:pPr>
-      <w:r>
-        <w:rPr>
-          <w:rFonts w:ascii="Arial" w:eastAsia="Arial" w:hAnsi="Arial" w:cs="Arial"/>
-          <w:b/>
-          <w:bCs/>
-        </w:rPr>
-        <w:t xml:space="preserve">Relación negativa: </w:t>
-      </w:r>
-      <w:r>
-        <w:rPr>
-          <w:rFonts w:ascii="Arial" w:eastAsia="Arial" w:hAnsi="Arial" w:cs="Arial"/>
-        </w:rPr>
-        <w:t xml:space="preserve">Distancia al campus y horas de sueño </w:t>
-      </w:r>
-      <w:r>
-        <w:rPr>
-          <w:rFonts w:ascii="Arial" w:eastAsia="Arial" w:hAnsi="Arial" w:cs="Arial"/>
-          <w:b/>
-          <w:bCs/>
-        </w:rPr>
-        <w:t>(~ -0.25)</w:t>
-      </w:r>
-      <w:r>
-        <w:rPr>
-          <w:rFonts w:ascii="Arial" w:eastAsia="Arial" w:hAnsi="Arial" w:cs="Arial"/>
-        </w:rPr>
-        <w:t>, lo que indica que cuando una aumenta, la otra tiende a disminuir en los datos observados.</w:t>
+        <w:t>Se observa</w:t>
+      </w:r>
+      <w:r>
+        <w:rPr>
+          <w:rFonts w:ascii="Arial" w:eastAsia="Arial" w:hAnsi="Arial" w:cs="Arial"/>
+        </w:rPr>
+        <w:t xml:space="preserve"> que la mayor razón por la cual hay egresos en el área es alta médica. Y que la menor cantidad de resultado de egreso es Fuga.</w:t>
       </w:r>
     </w:p>
     <w:sectPr>
-      <w:headerReference w:type="default" r:id="rId16"/>
+      <w:headerReference w:type="default" r:id="rId13"/>
       <w:pgSz w:w="12240" w:h="15840"/>
       <w:pgMar w:top="1440" w:right="1440" w:bottom="1440" w:left="1440" w:header="720" w:footer="720" w:gutter="0"/>
       <w:pgNumType w:start="1"/>
@@ -2728,7 +2535,6 @@
   <w:style w:type="character" w:default="1" w:styleId="Fuentedeprrafopredeter">
     <w:name w:val="Default Paragraph Font"/>
     <w:uiPriority w:val="1"/>
-    <w:semiHidden/>
     <w:unhideWhenUsed/>
   </w:style>
   <w:style w:type="table" w:default="1" w:styleId="Tablanormal">
